--- a/Report.docx
+++ b/Report.docx
@@ -9316,6 +9316,12 @@
             <w:insideH w:val="single" w:color="auto" w:sz="4" w:space="0"/>
             <w:insideV w:val="single" w:color="auto" w:sz="4" w:space="0"/>
           </w:tblBorders>
+          <w:tblCellMar>
+            <w:top w:w="0" w:type="dxa"/>
+            <w:left w:w="108" w:type="dxa"/>
+            <w:bottom w:w="0" w:type="dxa"/>
+            <w:right w:w="108" w:type="dxa"/>
+          </w:tblCellMar>
         </w:tblPrEx>
         <w:tc>
           <w:tcPr>
@@ -10956,12 +10962,6 @@
             <w:insideH w:val="single" w:color="auto" w:sz="4" w:space="0"/>
             <w:insideV w:val="single" w:color="auto" w:sz="4" w:space="0"/>
           </w:tblBorders>
-          <w:tblCellMar>
-            <w:top w:w="0" w:type="dxa"/>
-            <w:left w:w="108" w:type="dxa"/>
-            <w:bottom w:w="0" w:type="dxa"/>
-            <w:right w:w="108" w:type="dxa"/>
-          </w:tblCellMar>
         </w:tblPrEx>
         <w:tc>
           <w:tcPr>
@@ -16804,12 +16804,6 @@
             <w:insideH w:val="single" w:color="auto" w:sz="4" w:space="0"/>
             <w:insideV w:val="single" w:color="auto" w:sz="4" w:space="0"/>
           </w:tblBorders>
-          <w:tblCellMar>
-            <w:top w:w="0" w:type="dxa"/>
-            <w:left w:w="108" w:type="dxa"/>
-            <w:bottom w:w="0" w:type="dxa"/>
-            <w:right w:w="108" w:type="dxa"/>
-          </w:tblCellMar>
         </w:tblPrEx>
         <w:tc>
           <w:tcPr>
@@ -19364,12 +19358,6 @@
             <w:insideH w:val="single" w:color="auto" w:sz="4" w:space="0"/>
             <w:insideV w:val="single" w:color="auto" w:sz="4" w:space="0"/>
           </w:tblBorders>
-          <w:tblCellMar>
-            <w:top w:w="0" w:type="dxa"/>
-            <w:left w:w="108" w:type="dxa"/>
-            <w:bottom w:w="0" w:type="dxa"/>
-            <w:right w:w="108" w:type="dxa"/>
-          </w:tblCellMar>
         </w:tblPrEx>
         <w:tc>
           <w:tcPr>
@@ -22788,8 +22776,6 @@
           <w:lang w:val="en-US"/>
         </w:rPr>
       </w:pPr>
-      <w:bookmarkStart w:id="16" w:name="_GoBack"/>
-      <w:bookmarkEnd w:id="16"/>
     </w:p>
     <w:p>
       <w:pPr>
@@ -23857,7 +23843,7 @@
           <w:szCs w:val="24"/>
           <w:lang w:val="en-US"/>
         </w:rPr>
-        <w:t>In the folder containing this file, the Administrator can find the `reactserver` folder as well as the `SQL_DB_Schema` file.</w:t>
+        <w:t>In the folder containing this file, the Administrator can find the `reactserver` folder as well as the `mihelper_db.sql` file.</w:t>
       </w:r>
     </w:p>
     <w:p>
@@ -24039,7 +24025,18 @@
           <w:szCs w:val="24"/>
           <w:lang w:val="en-US"/>
         </w:rPr>
-        <w:t>Enter your new database’s section and click on the `Import` tab. There you can import the `SQL_DB_Shema` file and click the `Import` button at the end.</w:t>
+        <w:t>Enter your new database’s section and click on the `Import` tab. There you can import the `mihelper_db.sql`</w:t>
+      </w:r>
+      <w:bookmarkStart w:id="16" w:name="_GoBack"/>
+      <w:bookmarkEnd w:id="16"/>
+      <w:r>
+        <w:rPr>
+          <w:rFonts w:hint="default" w:ascii="Arial" w:hAnsi="Arial" w:cs="Arial"/>
+          <w:sz w:val="24"/>
+          <w:szCs w:val="24"/>
+          <w:lang w:val="en-US"/>
+        </w:rPr>
+        <w:t xml:space="preserve"> file and click the `Import` button at the end.</w:t>
       </w:r>
     </w:p>
     <w:p>
@@ -28561,7 +28558,7 @@
     <w:lsdException w:unhideWhenUsed="0" w:uiPriority="0" w:semiHidden="0" w:name="index 7"/>
     <w:lsdException w:unhideWhenUsed="0" w:uiPriority="0" w:semiHidden="0" w:name="index 8"/>
     <w:lsdException w:unhideWhenUsed="0" w:uiPriority="0" w:semiHidden="0" w:name="index 9"/>
-    <w:lsdException w:unhideWhenUsed="0" w:uiPriority="0" w:semiHidden="0" w:name="toc 1"/>
+    <w:lsdException w:qFormat="1" w:unhideWhenUsed="0" w:uiPriority="0" w:semiHidden="0" w:name="toc 1"/>
     <w:lsdException w:qFormat="1" w:unhideWhenUsed="0" w:uiPriority="0" w:semiHidden="0" w:name="toc 2"/>
     <w:lsdException w:qFormat="1" w:unhideWhenUsed="0" w:uiPriority="0" w:semiHidden="0" w:name="toc 3"/>
     <w:lsdException w:unhideWhenUsed="0" w:uiPriority="0" w:semiHidden="0" w:name="toc 4"/>
@@ -28941,6 +28938,7 @@
     <w:name w:val="toc 1"/>
     <w:basedOn w:val="1"/>
     <w:next w:val="1"/>
+    <w:qFormat/>
     <w:uiPriority w:val="0"/>
   </w:style>
   <w:style w:type="paragraph" w:styleId="12">
